--- a/docs/02-软件需求规格说明书.docx
+++ b/docs/02-软件需求规格说明书.docx
@@ -32,7 +32,7 @@
           <w:sz w:val="36"/>
           <w:szCs w:val="36"/>
         </w:rPr>
-        <w:t>【学校名称】</w:t>
+        <w:t>浙江工商大学</w:t>
       </w:r>
     </w:p>
     <w:p>
@@ -200,7 +200,7 @@
           <w:szCs w:val="30"/>
           <w:u w:val="single"/>
         </w:rPr>
-        <w:t xml:space="preserve">  【学院名称】  </w:t>
+        <w:t xml:space="preserve">  计算机科学与技术学院  </w:t>
       </w:r>
     </w:p>
     <w:p>
@@ -226,7 +226,16 @@
           <w:szCs w:val="30"/>
           <w:u w:val="single"/>
         </w:rPr>
-        <w:t xml:space="preserve">  【班级】  </w:t>
+        <w:t xml:space="preserve">  软件</w:t>
+      </w:r>
+      <w:r>
+        <w:rPr>
+          <w:rFonts w:eastAsia="宋体" w:cs="Times New Roman"/>
+          <w:sz w:val="30"/>
+          <w:szCs w:val="30"/>
+          <w:u w:val="single"/>
+        </w:rPr>
+        <w:t xml:space="preserve">2402  </w:t>
       </w:r>
     </w:p>
     <w:p>
@@ -252,7 +261,7 @@
           <w:szCs w:val="30"/>
           <w:u w:val="single"/>
         </w:rPr>
-        <w:t xml:space="preserve">  【姓名】  </w:t>
+        <w:t xml:space="preserve">  李帆  </w:t>
       </w:r>
     </w:p>
     <w:p>
@@ -278,7 +287,16 @@
           <w:szCs w:val="30"/>
           <w:u w:val="single"/>
         </w:rPr>
-        <w:t xml:space="preserve">  【学号】  </w:t>
+        <w:t xml:space="preserve">  </w:t>
+      </w:r>
+      <w:r>
+        <w:rPr>
+          <w:rFonts w:eastAsia="宋体" w:cs="Times New Roman"/>
+          <w:sz w:val="30"/>
+          <w:szCs w:val="30"/>
+          <w:u w:val="single"/>
+        </w:rPr>
+        <w:t xml:space="preserve">2412190102  </w:t>
       </w:r>
     </w:p>
     <w:p>
@@ -738,7 +756,7 @@
                 <w:sz w:val="21"/>
                 <w:szCs w:val="21"/>
               </w:rPr>
-              <w:t>【姓名】</w:t>
+              <w:t>李帆</w:t>
             </w:r>
           </w:p>
         </w:tc>
@@ -849,7 +867,7 @@
             </w:rPr>
             <w:fldChar w:fldCharType="separate"/>
           </w:r>
-          <w:hyperlink w:anchor="__RefHeading___Toc5436_260505723">
+          <w:hyperlink w:anchor="__RefHeading___Toc5436_1143682729">
             <w:r>
               <w:rPr>
                 <w:rStyle w:val="IndexLink"/>
@@ -880,7 +898,7 @@
             </w:tabs>
             <w:rPr/>
           </w:pPr>
-          <w:hyperlink w:anchor="__RefHeading___Toc5438_260505723">
+          <w:hyperlink w:anchor="__RefHeading___Toc5438_1143682729">
             <w:r>
               <w:rPr>
                 <w:rStyle w:val="IndexLink"/>
@@ -911,7 +929,7 @@
             </w:tabs>
             <w:rPr/>
           </w:pPr>
-          <w:hyperlink w:anchor="__RefHeading___Toc5440_260505723">
+          <w:hyperlink w:anchor="__RefHeading___Toc5440_1143682729">
             <w:r>
               <w:rPr>
                 <w:rStyle w:val="IndexLink"/>
@@ -942,7 +960,7 @@
             </w:tabs>
             <w:rPr/>
           </w:pPr>
-          <w:hyperlink w:anchor="__RefHeading___Toc5442_260505723">
+          <w:hyperlink w:anchor="__RefHeading___Toc5442_1143682729">
             <w:r>
               <w:rPr>
                 <w:rStyle w:val="IndexLink"/>
@@ -973,7 +991,7 @@
             </w:tabs>
             <w:rPr/>
           </w:pPr>
-          <w:hyperlink w:anchor="__RefHeading___Toc5444_260505723">
+          <w:hyperlink w:anchor="__RefHeading___Toc5444_1143682729">
             <w:r>
               <w:rPr>
                 <w:rStyle w:val="IndexLink"/>
@@ -1004,7 +1022,7 @@
             </w:tabs>
             <w:rPr/>
           </w:pPr>
-          <w:hyperlink w:anchor="__RefHeading___Toc5446_260505723">
+          <w:hyperlink w:anchor="__RefHeading___Toc5446_1143682729">
             <w:r>
               <w:rPr>
                 <w:rStyle w:val="IndexLink"/>
@@ -1035,7 +1053,7 @@
             </w:tabs>
             <w:rPr/>
           </w:pPr>
-          <w:hyperlink w:anchor="__RefHeading___Toc5448_260505723">
+          <w:hyperlink w:anchor="__RefHeading___Toc5448_1143682729">
             <w:r>
               <w:rPr>
                 <w:rStyle w:val="IndexLink"/>
@@ -1066,7 +1084,7 @@
             </w:tabs>
             <w:rPr/>
           </w:pPr>
-          <w:hyperlink w:anchor="__RefHeading___Toc5450_260505723">
+          <w:hyperlink w:anchor="__RefHeading___Toc5450_1143682729">
             <w:r>
               <w:rPr>
                 <w:rStyle w:val="IndexLink"/>
@@ -1097,7 +1115,7 @@
             </w:tabs>
             <w:rPr/>
           </w:pPr>
-          <w:hyperlink w:anchor="__RefHeading___Toc5452_260505723">
+          <w:hyperlink w:anchor="__RefHeading___Toc5452_1143682729">
             <w:r>
               <w:rPr>
                 <w:rStyle w:val="IndexLink"/>
@@ -1128,7 +1146,7 @@
             </w:tabs>
             <w:rPr/>
           </w:pPr>
-          <w:hyperlink w:anchor="__RefHeading___Toc5454_260505723">
+          <w:hyperlink w:anchor="__RefHeading___Toc5454_1143682729">
             <w:r>
               <w:rPr>
                 <w:rStyle w:val="IndexLink"/>
@@ -1159,7 +1177,7 @@
             </w:tabs>
             <w:rPr/>
           </w:pPr>
-          <w:hyperlink w:anchor="__RefHeading___Toc5456_260505723">
+          <w:hyperlink w:anchor="__RefHeading___Toc5456_1143682729">
             <w:r>
               <w:rPr>
                 <w:rStyle w:val="IndexLink"/>
@@ -1190,7 +1208,7 @@
             </w:tabs>
             <w:rPr/>
           </w:pPr>
-          <w:hyperlink w:anchor="__RefHeading___Toc5458_260505723">
+          <w:hyperlink w:anchor="__RefHeading___Toc5458_1143682729">
             <w:r>
               <w:rPr>
                 <w:rStyle w:val="IndexLink"/>
@@ -1221,7 +1239,7 @@
             </w:tabs>
             <w:rPr/>
           </w:pPr>
-          <w:hyperlink w:anchor="__RefHeading___Toc5460_260505723">
+          <w:hyperlink w:anchor="__RefHeading___Toc5460_1143682729">
             <w:r>
               <w:rPr>
                 <w:rStyle w:val="IndexLink"/>
@@ -1252,7 +1270,7 @@
             </w:tabs>
             <w:rPr/>
           </w:pPr>
-          <w:hyperlink w:anchor="__RefHeading___Toc5462_260505723">
+          <w:hyperlink w:anchor="__RefHeading___Toc5462_1143682729">
             <w:r>
               <w:rPr>
                 <w:rStyle w:val="IndexLink"/>
@@ -1283,7 +1301,7 @@
             </w:tabs>
             <w:rPr/>
           </w:pPr>
-          <w:hyperlink w:anchor="__RefHeading___Toc5464_260505723">
+          <w:hyperlink w:anchor="__RefHeading___Toc5464_1143682729">
             <w:r>
               <w:rPr>
                 <w:rStyle w:val="IndexLink"/>
@@ -1314,7 +1332,7 @@
             </w:tabs>
             <w:rPr/>
           </w:pPr>
-          <w:hyperlink w:anchor="__RefHeading___Toc5466_260505723">
+          <w:hyperlink w:anchor="__RefHeading___Toc5466_1143682729">
             <w:r>
               <w:rPr>
                 <w:rStyle w:val="IndexLink"/>
@@ -1345,7 +1363,7 @@
             </w:tabs>
             <w:rPr/>
           </w:pPr>
-          <w:hyperlink w:anchor="__RefHeading___Toc5468_260505723">
+          <w:hyperlink w:anchor="__RefHeading___Toc5468_1143682729">
             <w:r>
               <w:rPr>
                 <w:rStyle w:val="IndexLink"/>
@@ -1376,7 +1394,7 @@
             </w:tabs>
             <w:rPr/>
           </w:pPr>
-          <w:hyperlink w:anchor="__RefHeading___Toc5470_260505723">
+          <w:hyperlink w:anchor="__RefHeading___Toc5470_1143682729">
             <w:r>
               <w:rPr>
                 <w:rStyle w:val="IndexLink"/>
@@ -1407,7 +1425,7 @@
             </w:tabs>
             <w:rPr/>
           </w:pPr>
-          <w:hyperlink w:anchor="__RefHeading___Toc5472_260505723">
+          <w:hyperlink w:anchor="__RefHeading___Toc5472_1143682729">
             <w:r>
               <w:rPr>
                 <w:rStyle w:val="IndexLink"/>
@@ -1438,7 +1456,7 @@
             </w:tabs>
             <w:rPr/>
           </w:pPr>
-          <w:hyperlink w:anchor="__RefHeading___Toc5474_260505723">
+          <w:hyperlink w:anchor="__RefHeading___Toc5474_1143682729">
             <w:r>
               <w:rPr>
                 <w:rStyle w:val="IndexLink"/>
@@ -1469,7 +1487,7 @@
             </w:tabs>
             <w:rPr/>
           </w:pPr>
-          <w:hyperlink w:anchor="__RefHeading___Toc5476_260505723">
+          <w:hyperlink w:anchor="__RefHeading___Toc5476_1143682729">
             <w:r>
               <w:rPr>
                 <w:rStyle w:val="IndexLink"/>
@@ -1500,7 +1518,7 @@
             </w:tabs>
             <w:rPr/>
           </w:pPr>
-          <w:hyperlink w:anchor="__RefHeading___Toc5478_260505723">
+          <w:hyperlink w:anchor="__RefHeading___Toc5478_1143682729">
             <w:r>
               <w:rPr>
                 <w:rStyle w:val="IndexLink"/>
@@ -1531,7 +1549,7 @@
             </w:tabs>
             <w:rPr/>
           </w:pPr>
-          <w:hyperlink w:anchor="__RefHeading___Toc5480_260505723">
+          <w:hyperlink w:anchor="__RefHeading___Toc5480_1143682729">
             <w:r>
               <w:rPr>
                 <w:rStyle w:val="IndexLink"/>
@@ -1562,7 +1580,7 @@
             </w:tabs>
             <w:rPr/>
           </w:pPr>
-          <w:hyperlink w:anchor="__RefHeading___Toc5482_260505723">
+          <w:hyperlink w:anchor="__RefHeading___Toc5482_1143682729">
             <w:r>
               <w:rPr>
                 <w:rStyle w:val="IndexLink"/>
@@ -1593,7 +1611,7 @@
             </w:tabs>
             <w:rPr/>
           </w:pPr>
-          <w:hyperlink w:anchor="__RefHeading___Toc5484_260505723">
+          <w:hyperlink w:anchor="__RefHeading___Toc5484_1143682729">
             <w:r>
               <w:rPr>
                 <w:rStyle w:val="IndexLink"/>
@@ -1624,7 +1642,7 @@
             </w:tabs>
             <w:rPr/>
           </w:pPr>
-          <w:hyperlink w:anchor="__RefHeading___Toc5486_260505723">
+          <w:hyperlink w:anchor="__RefHeading___Toc5486_1143682729">
             <w:r>
               <w:rPr>
                 <w:rStyle w:val="IndexLink"/>
@@ -1655,7 +1673,7 @@
             </w:tabs>
             <w:rPr/>
           </w:pPr>
-          <w:hyperlink w:anchor="__RefHeading___Toc5488_260505723">
+          <w:hyperlink w:anchor="__RefHeading___Toc5488_1143682729">
             <w:r>
               <w:rPr>
                 <w:rStyle w:val="IndexLink"/>
@@ -1686,7 +1704,7 @@
             </w:tabs>
             <w:rPr/>
           </w:pPr>
-          <w:hyperlink w:anchor="__RefHeading___Toc5490_260505723">
+          <w:hyperlink w:anchor="__RefHeading___Toc5490_1143682729">
             <w:r>
               <w:rPr>
                 <w:rStyle w:val="IndexLink"/>
@@ -1717,7 +1735,7 @@
             </w:tabs>
             <w:rPr/>
           </w:pPr>
-          <w:hyperlink w:anchor="__RefHeading___Toc5492_260505723">
+          <w:hyperlink w:anchor="__RefHeading___Toc5492_1143682729">
             <w:r>
               <w:rPr>
                 <w:rStyle w:val="IndexLink"/>
@@ -1748,7 +1766,7 @@
             </w:tabs>
             <w:rPr/>
           </w:pPr>
-          <w:hyperlink w:anchor="__RefHeading___Toc5494_260505723">
+          <w:hyperlink w:anchor="__RefHeading___Toc5494_1143682729">
             <w:r>
               <w:rPr>
                 <w:rStyle w:val="IndexLink"/>
@@ -1779,7 +1797,7 @@
             </w:tabs>
             <w:rPr/>
           </w:pPr>
-          <w:hyperlink w:anchor="__RefHeading___Toc5496_260505723">
+          <w:hyperlink w:anchor="__RefHeading___Toc5496_1143682729">
             <w:r>
               <w:rPr>
                 <w:rStyle w:val="IndexLink"/>
@@ -1810,7 +1828,7 @@
             </w:tabs>
             <w:rPr/>
           </w:pPr>
-          <w:hyperlink w:anchor="__RefHeading___Toc5498_260505723">
+          <w:hyperlink w:anchor="__RefHeading___Toc5498_1143682729">
             <w:r>
               <w:rPr>
                 <w:rStyle w:val="IndexLink"/>
@@ -1841,7 +1859,7 @@
             </w:tabs>
             <w:rPr/>
           </w:pPr>
-          <w:hyperlink w:anchor="__RefHeading___Toc5500_260505723">
+          <w:hyperlink w:anchor="__RefHeading___Toc5500_1143682729">
             <w:r>
               <w:rPr>
                 <w:rStyle w:val="IndexLink"/>
@@ -1872,7 +1890,7 @@
             </w:tabs>
             <w:rPr/>
           </w:pPr>
-          <w:hyperlink w:anchor="__RefHeading___Toc5502_260505723">
+          <w:hyperlink w:anchor="__RefHeading___Toc5502_1143682729">
             <w:r>
               <w:rPr>
                 <w:rStyle w:val="IndexLink"/>
@@ -1903,7 +1921,7 @@
             </w:tabs>
             <w:rPr/>
           </w:pPr>
-          <w:hyperlink w:anchor="__RefHeading___Toc5504_260505723">
+          <w:hyperlink w:anchor="__RefHeading___Toc5504_1143682729">
             <w:r>
               <w:rPr>
                 <w:rStyle w:val="IndexLink"/>
@@ -1934,7 +1952,7 @@
             </w:tabs>
             <w:rPr/>
           </w:pPr>
-          <w:hyperlink w:anchor="__RefHeading___Toc5506_260505723">
+          <w:hyperlink w:anchor="__RefHeading___Toc5506_1143682729">
             <w:r>
               <w:rPr>
                 <w:rStyle w:val="IndexLink"/>
@@ -1965,7 +1983,7 @@
             </w:tabs>
             <w:rPr/>
           </w:pPr>
-          <w:hyperlink w:anchor="__RefHeading___Toc5508_260505723">
+          <w:hyperlink w:anchor="__RefHeading___Toc5508_1143682729">
             <w:r>
               <w:rPr>
                 <w:rStyle w:val="IndexLink"/>
@@ -1996,7 +2014,7 @@
             </w:tabs>
             <w:rPr/>
           </w:pPr>
-          <w:hyperlink w:anchor="__RefHeading___Toc5510_260505723">
+          <w:hyperlink w:anchor="__RefHeading___Toc5510_1143682729">
             <w:r>
               <w:rPr>
                 <w:rStyle w:val="IndexLink"/>
@@ -2027,7 +2045,7 @@
             </w:tabs>
             <w:rPr/>
           </w:pPr>
-          <w:hyperlink w:anchor="__RefHeading___Toc5512_260505723">
+          <w:hyperlink w:anchor="__RefHeading___Toc5512_1143682729">
             <w:r>
               <w:rPr>
                 <w:rStyle w:val="IndexLink"/>
@@ -2058,7 +2076,7 @@
             </w:tabs>
             <w:rPr/>
           </w:pPr>
-          <w:hyperlink w:anchor="__RefHeading___Toc5514_260505723">
+          <w:hyperlink w:anchor="__RefHeading___Toc5514_1143682729">
             <w:r>
               <w:rPr>
                 <w:rStyle w:val="IndexLink"/>
@@ -2089,7 +2107,7 @@
             </w:tabs>
             <w:rPr/>
           </w:pPr>
-          <w:hyperlink w:anchor="__RefHeading___Toc5516_260505723">
+          <w:hyperlink w:anchor="__RefHeading___Toc5516_1143682729">
             <w:r>
               <w:rPr>
                 <w:rStyle w:val="IndexLink"/>
@@ -2120,7 +2138,7 @@
             </w:tabs>
             <w:rPr/>
           </w:pPr>
-          <w:hyperlink w:anchor="__RefHeading___Toc5518_260505723">
+          <w:hyperlink w:anchor="__RefHeading___Toc5518_1143682729">
             <w:r>
               <w:rPr>
                 <w:rStyle w:val="IndexLink"/>
@@ -2151,7 +2169,7 @@
             </w:tabs>
             <w:rPr/>
           </w:pPr>
-          <w:hyperlink w:anchor="__RefHeading___Toc5520_260505723">
+          <w:hyperlink w:anchor="__RefHeading___Toc5520_1143682729">
             <w:r>
               <w:rPr>
                 <w:rStyle w:val="IndexLink"/>
@@ -2182,7 +2200,7 @@
             </w:tabs>
             <w:rPr/>
           </w:pPr>
-          <w:hyperlink w:anchor="__RefHeading___Toc5522_260505723">
+          <w:hyperlink w:anchor="__RefHeading___Toc5522_1143682729">
             <w:r>
               <w:rPr>
                 <w:rStyle w:val="IndexLink"/>
@@ -2213,7 +2231,7 @@
             </w:tabs>
             <w:rPr/>
           </w:pPr>
-          <w:hyperlink w:anchor="__RefHeading___Toc5524_260505723">
+          <w:hyperlink w:anchor="__RefHeading___Toc5524_1143682729">
             <w:r>
               <w:rPr>
                 <w:rStyle w:val="IndexLink"/>
@@ -2244,7 +2262,7 @@
             </w:tabs>
             <w:rPr/>
           </w:pPr>
-          <w:hyperlink w:anchor="__RefHeading___Toc5526_260505723">
+          <w:hyperlink w:anchor="__RefHeading___Toc5526_1143682729">
             <w:r>
               <w:rPr>
                 <w:rStyle w:val="IndexLink"/>
@@ -2275,7 +2293,7 @@
             </w:tabs>
             <w:rPr/>
           </w:pPr>
-          <w:hyperlink w:anchor="__RefHeading___Toc5528_260505723">
+          <w:hyperlink w:anchor="__RefHeading___Toc5528_1143682729">
             <w:r>
               <w:rPr>
                 <w:rStyle w:val="IndexLink"/>
@@ -2306,7 +2324,7 @@
             </w:tabs>
             <w:rPr/>
           </w:pPr>
-          <w:hyperlink w:anchor="__RefHeading___Toc5530_260505723">
+          <w:hyperlink w:anchor="__RefHeading___Toc5530_1143682729">
             <w:r>
               <w:rPr>
                 <w:rStyle w:val="IndexLink"/>
@@ -2337,7 +2355,7 @@
             </w:tabs>
             <w:rPr/>
           </w:pPr>
-          <w:hyperlink w:anchor="__RefHeading___Toc5532_260505723">
+          <w:hyperlink w:anchor="__RefHeading___Toc5532_1143682729">
             <w:r>
               <w:rPr>
                 <w:rStyle w:val="IndexLink"/>
@@ -2368,7 +2386,7 @@
             </w:tabs>
             <w:rPr/>
           </w:pPr>
-          <w:hyperlink w:anchor="__RefHeading___Toc5534_260505723">
+          <w:hyperlink w:anchor="__RefHeading___Toc5534_1143682729">
             <w:r>
               <w:rPr>
                 <w:rStyle w:val="IndexLink"/>
@@ -2399,7 +2417,7 @@
             </w:tabs>
             <w:rPr/>
           </w:pPr>
-          <w:hyperlink w:anchor="__RefHeading___Toc5536_260505723">
+          <w:hyperlink w:anchor="__RefHeading___Toc5536_1143682729">
             <w:r>
               <w:rPr>
                 <w:rStyle w:val="IndexLink"/>
@@ -2430,7 +2448,7 @@
             </w:tabs>
             <w:rPr/>
           </w:pPr>
-          <w:hyperlink w:anchor="__RefHeading___Toc5538_260505723">
+          <w:hyperlink w:anchor="__RefHeading___Toc5538_1143682729">
             <w:r>
               <w:rPr>
                 <w:rStyle w:val="IndexLink"/>
@@ -2461,7 +2479,7 @@
             </w:tabs>
             <w:rPr/>
           </w:pPr>
-          <w:hyperlink w:anchor="__RefHeading___Toc5540_260505723">
+          <w:hyperlink w:anchor="__RefHeading___Toc5540_1143682729">
             <w:r>
               <w:rPr>
                 <w:rStyle w:val="IndexLink"/>
@@ -2492,7 +2510,7 @@
             </w:tabs>
             <w:rPr/>
           </w:pPr>
-          <w:hyperlink w:anchor="__RefHeading___Toc5542_260505723">
+          <w:hyperlink w:anchor="__RefHeading___Toc5542_1143682729">
             <w:r>
               <w:rPr>
                 <w:rStyle w:val="IndexLink"/>
@@ -2523,7 +2541,7 @@
             </w:tabs>
             <w:rPr/>
           </w:pPr>
-          <w:hyperlink w:anchor="__RefHeading___Toc5544_260505723">
+          <w:hyperlink w:anchor="__RefHeading___Toc5544_1143682729">
             <w:r>
               <w:rPr>
                 <w:rStyle w:val="IndexLink"/>
@@ -2554,7 +2572,7 @@
             </w:tabs>
             <w:rPr/>
           </w:pPr>
-          <w:hyperlink w:anchor="__RefHeading___Toc5546_260505723">
+          <w:hyperlink w:anchor="__RefHeading___Toc5546_1143682729">
             <w:r>
               <w:rPr>
                 <w:rStyle w:val="IndexLink"/>
@@ -2585,7 +2603,7 @@
             </w:tabs>
             <w:rPr/>
           </w:pPr>
-          <w:hyperlink w:anchor="__RefHeading___Toc5548_260505723">
+          <w:hyperlink w:anchor="__RefHeading___Toc5548_1143682729">
             <w:r>
               <w:rPr>
                 <w:rStyle w:val="IndexLink"/>
@@ -2649,7 +2667,7 @@
         <w:pStyle w:val="Heading1"/>
         <w:rPr/>
       </w:pPr>
-      <w:bookmarkStart w:id="0" w:name="__RefHeading___Toc5436_260505723"/>
+      <w:bookmarkStart w:id="0" w:name="__RefHeading___Toc5436_1143682729"/>
       <w:bookmarkEnd w:id="0"/>
       <w:r>
         <w:rPr/>
@@ -2665,7 +2683,7 @@
         <w:pStyle w:val="Heading2"/>
         <w:rPr/>
       </w:pPr>
-      <w:bookmarkStart w:id="1" w:name="__RefHeading___Toc5438_260505723"/>
+      <w:bookmarkStart w:id="1" w:name="__RefHeading___Toc5438_1143682729"/>
       <w:bookmarkEnd w:id="1"/>
       <w:r>
         <w:rPr/>
@@ -2715,7 +2733,7 @@
         <w:pStyle w:val="Heading2"/>
         <w:rPr/>
       </w:pPr>
-      <w:bookmarkStart w:id="2" w:name="__RefHeading___Toc5440_260505723"/>
+      <w:bookmarkStart w:id="2" w:name="__RefHeading___Toc5440_1143682729"/>
       <w:bookmarkEnd w:id="2"/>
       <w:r>
         <w:rPr/>
@@ -2796,7 +2814,7 @@
         <w:pStyle w:val="Heading2"/>
         <w:rPr/>
       </w:pPr>
-      <w:bookmarkStart w:id="3" w:name="__RefHeading___Toc5442_260505723"/>
+      <w:bookmarkStart w:id="3" w:name="__RefHeading___Toc5442_1143682729"/>
       <w:bookmarkEnd w:id="3"/>
       <w:r>
         <w:rPr/>
@@ -3843,7 +3861,7 @@
         <w:pStyle w:val="Heading2"/>
         <w:rPr/>
       </w:pPr>
-      <w:bookmarkStart w:id="4" w:name="__RefHeading___Toc5444_260505723"/>
+      <w:bookmarkStart w:id="4" w:name="__RefHeading___Toc5444_1143682729"/>
       <w:bookmarkEnd w:id="4"/>
       <w:r>
         <w:rPr/>
@@ -3995,7 +4013,7 @@
         <w:pStyle w:val="Heading2"/>
         <w:rPr/>
       </w:pPr>
-      <w:bookmarkStart w:id="5" w:name="__RefHeading___Toc5446_260505723"/>
+      <w:bookmarkStart w:id="5" w:name="__RefHeading___Toc5446_1143682729"/>
       <w:bookmarkEnd w:id="5"/>
       <w:r>
         <w:rPr/>
@@ -4083,7 +4101,7 @@
         <w:pStyle w:val="Heading1"/>
         <w:rPr/>
       </w:pPr>
-      <w:bookmarkStart w:id="6" w:name="__RefHeading___Toc5448_260505723"/>
+      <w:bookmarkStart w:id="6" w:name="__RefHeading___Toc5448_1143682729"/>
       <w:bookmarkEnd w:id="6"/>
       <w:r>
         <w:rPr/>
@@ -4099,7 +4117,7 @@
         <w:pStyle w:val="Heading2"/>
         <w:rPr/>
       </w:pPr>
-      <w:bookmarkStart w:id="7" w:name="__RefHeading___Toc5450_260505723"/>
+      <w:bookmarkStart w:id="7" w:name="__RefHeading___Toc5450_1143682729"/>
       <w:bookmarkEnd w:id="7"/>
       <w:r>
         <w:rPr/>
@@ -4249,7 +4267,7 @@
         <w:pStyle w:val="Heading2"/>
         <w:rPr/>
       </w:pPr>
-      <w:bookmarkStart w:id="8" w:name="__RefHeading___Toc5452_260505723"/>
+      <w:bookmarkStart w:id="8" w:name="__RefHeading___Toc5452_1143682729"/>
       <w:bookmarkEnd w:id="8"/>
       <w:r>
         <w:rPr/>
@@ -4286,7 +4304,7 @@
         <w:pStyle w:val="Heading2"/>
         <w:rPr/>
       </w:pPr>
-      <w:bookmarkStart w:id="9" w:name="__RefHeading___Toc5454_260505723"/>
+      <w:bookmarkStart w:id="9" w:name="__RefHeading___Toc5454_1143682729"/>
       <w:bookmarkEnd w:id="9"/>
       <w:r>
         <w:rPr/>
@@ -5077,7 +5095,7 @@
         <w:pStyle w:val="Heading2"/>
         <w:rPr/>
       </w:pPr>
-      <w:bookmarkStart w:id="10" w:name="__RefHeading___Toc5456_260505723"/>
+      <w:bookmarkStart w:id="10" w:name="__RefHeading___Toc5456_1143682729"/>
       <w:bookmarkEnd w:id="10"/>
       <w:r>
         <w:rPr/>
@@ -5730,7 +5748,7 @@
         <w:pStyle w:val="Heading2"/>
         <w:rPr/>
       </w:pPr>
-      <w:bookmarkStart w:id="11" w:name="__RefHeading___Toc5458_260505723"/>
+      <w:bookmarkStart w:id="11" w:name="__RefHeading___Toc5458_1143682729"/>
       <w:bookmarkEnd w:id="11"/>
       <w:r>
         <w:rPr/>
@@ -5898,7 +5916,7 @@
         <w:pStyle w:val="Heading2"/>
         <w:rPr/>
       </w:pPr>
-      <w:bookmarkStart w:id="12" w:name="__RefHeading___Toc5460_260505723"/>
+      <w:bookmarkStart w:id="12" w:name="__RefHeading___Toc5460_1143682729"/>
       <w:bookmarkEnd w:id="12"/>
       <w:r>
         <w:rPr/>
@@ -5992,7 +6010,7 @@
         <w:pStyle w:val="Heading1"/>
         <w:rPr/>
       </w:pPr>
-      <w:bookmarkStart w:id="13" w:name="__RefHeading___Toc5462_260505723"/>
+      <w:bookmarkStart w:id="13" w:name="__RefHeading___Toc5462_1143682729"/>
       <w:bookmarkEnd w:id="13"/>
       <w:r>
         <w:rPr/>
@@ -6008,7 +6026,7 @@
         <w:pStyle w:val="Heading2"/>
         <w:rPr/>
       </w:pPr>
-      <w:bookmarkStart w:id="14" w:name="__RefHeading___Toc5464_260505723"/>
+      <w:bookmarkStart w:id="14" w:name="__RefHeading___Toc5464_1143682729"/>
       <w:bookmarkEnd w:id="14"/>
       <w:r>
         <w:rPr/>
@@ -6672,7 +6690,7 @@
         <w:pStyle w:val="Heading2"/>
         <w:rPr/>
       </w:pPr>
-      <w:bookmarkStart w:id="15" w:name="__RefHeading___Toc5466_260505723"/>
+      <w:bookmarkStart w:id="15" w:name="__RefHeading___Toc5466_1143682729"/>
       <w:bookmarkEnd w:id="15"/>
       <w:r>
         <w:rPr/>
@@ -10445,7 +10463,7 @@
         <w:pStyle w:val="Heading2"/>
         <w:rPr/>
       </w:pPr>
-      <w:bookmarkStart w:id="16" w:name="__RefHeading___Toc5468_260505723"/>
+      <w:bookmarkStart w:id="16" w:name="__RefHeading___Toc5468_1143682729"/>
       <w:bookmarkEnd w:id="16"/>
       <w:r>
         <w:rPr/>
@@ -10498,7 +10516,7 @@
         <w:pStyle w:val="Heading3"/>
         <w:rPr/>
       </w:pPr>
-      <w:bookmarkStart w:id="17" w:name="__RefHeading___Toc5470_260505723"/>
+      <w:bookmarkStart w:id="17" w:name="__RefHeading___Toc5470_1143682729"/>
       <w:bookmarkEnd w:id="17"/>
       <w:r>
         <w:rPr/>
@@ -11409,7 +11427,7 @@
         <w:pStyle w:val="Heading3"/>
         <w:rPr/>
       </w:pPr>
-      <w:bookmarkStart w:id="18" w:name="__RefHeading___Toc5472_260505723"/>
+      <w:bookmarkStart w:id="18" w:name="__RefHeading___Toc5472_1143682729"/>
       <w:bookmarkEnd w:id="18"/>
       <w:r>
         <w:rPr/>
@@ -12284,7 +12302,7 @@
         <w:pStyle w:val="Heading3"/>
         <w:rPr/>
       </w:pPr>
-      <w:bookmarkStart w:id="19" w:name="__RefHeading___Toc5474_260505723"/>
+      <w:bookmarkStart w:id="19" w:name="__RefHeading___Toc5474_1143682729"/>
       <w:bookmarkEnd w:id="19"/>
       <w:r>
         <w:rPr/>
@@ -13168,7 +13186,7 @@
         <w:pStyle w:val="Heading3"/>
         <w:rPr/>
       </w:pPr>
-      <w:bookmarkStart w:id="20" w:name="__RefHeading___Toc5476_260505723"/>
+      <w:bookmarkStart w:id="20" w:name="__RefHeading___Toc5476_1143682729"/>
       <w:bookmarkEnd w:id="20"/>
       <w:r>
         <w:rPr/>
@@ -13989,7 +14007,7 @@
         <w:pStyle w:val="Heading3"/>
         <w:rPr/>
       </w:pPr>
-      <w:bookmarkStart w:id="21" w:name="__RefHeading___Toc5478_260505723"/>
+      <w:bookmarkStart w:id="21" w:name="__RefHeading___Toc5478_1143682729"/>
       <w:bookmarkEnd w:id="21"/>
       <w:r>
         <w:rPr/>
@@ -14990,7 +15008,7 @@
         <w:pStyle w:val="Heading3"/>
         <w:rPr/>
       </w:pPr>
-      <w:bookmarkStart w:id="22" w:name="__RefHeading___Toc5480_260505723"/>
+      <w:bookmarkStart w:id="22" w:name="__RefHeading___Toc5480_1143682729"/>
       <w:bookmarkEnd w:id="22"/>
       <w:r>
         <w:rPr/>
@@ -15757,7 +15775,7 @@
         <w:pStyle w:val="Heading3"/>
         <w:rPr/>
       </w:pPr>
-      <w:bookmarkStart w:id="23" w:name="__RefHeading___Toc5482_260505723"/>
+      <w:bookmarkStart w:id="23" w:name="__RefHeading___Toc5482_1143682729"/>
       <w:bookmarkEnd w:id="23"/>
       <w:r>
         <w:rPr/>
@@ -16479,7 +16497,7 @@
         <w:pStyle w:val="Heading3"/>
         <w:rPr/>
       </w:pPr>
-      <w:bookmarkStart w:id="24" w:name="__RefHeading___Toc5484_260505723"/>
+      <w:bookmarkStart w:id="24" w:name="__RefHeading___Toc5484_1143682729"/>
       <w:bookmarkEnd w:id="24"/>
       <w:r>
         <w:rPr/>
@@ -17219,7 +17237,7 @@
         <w:pStyle w:val="Heading3"/>
         <w:rPr/>
       </w:pPr>
-      <w:bookmarkStart w:id="25" w:name="__RefHeading___Toc5486_260505723"/>
+      <w:bookmarkStart w:id="25" w:name="__RefHeading___Toc5486_1143682729"/>
       <w:bookmarkEnd w:id="25"/>
       <w:r>
         <w:rPr/>
@@ -18022,7 +18040,7 @@
         <w:pStyle w:val="Heading3"/>
         <w:rPr/>
       </w:pPr>
-      <w:bookmarkStart w:id="26" w:name="__RefHeading___Toc5488_260505723"/>
+      <w:bookmarkStart w:id="26" w:name="__RefHeading___Toc5488_1143682729"/>
       <w:bookmarkEnd w:id="26"/>
       <w:r>
         <w:rPr/>
@@ -18897,7 +18915,7 @@
         <w:pStyle w:val="Heading3"/>
         <w:rPr/>
       </w:pPr>
-      <w:bookmarkStart w:id="27" w:name="__RefHeading___Toc5490_260505723"/>
+      <w:bookmarkStart w:id="27" w:name="__RefHeading___Toc5490_1143682729"/>
       <w:bookmarkEnd w:id="27"/>
       <w:r>
         <w:rPr/>
@@ -19682,7 +19700,7 @@
         <w:pStyle w:val="Heading3"/>
         <w:rPr/>
       </w:pPr>
-      <w:bookmarkStart w:id="28" w:name="__RefHeading___Toc5492_260505723"/>
+      <w:bookmarkStart w:id="28" w:name="__RefHeading___Toc5492_1143682729"/>
       <w:bookmarkEnd w:id="28"/>
       <w:r>
         <w:rPr/>
@@ -20422,7 +20440,7 @@
         <w:pStyle w:val="Heading3"/>
         <w:rPr/>
       </w:pPr>
-      <w:bookmarkStart w:id="29" w:name="__RefHeading___Toc5494_260505723"/>
+      <w:bookmarkStart w:id="29" w:name="__RefHeading___Toc5494_1143682729"/>
       <w:bookmarkEnd w:id="29"/>
       <w:r>
         <w:rPr/>
@@ -21207,7 +21225,7 @@
         <w:pStyle w:val="Heading3"/>
         <w:rPr/>
       </w:pPr>
-      <w:bookmarkStart w:id="30" w:name="__RefHeading___Toc5496_260505723"/>
+      <w:bookmarkStart w:id="30" w:name="__RefHeading___Toc5496_1143682729"/>
       <w:bookmarkEnd w:id="30"/>
       <w:r>
         <w:rPr/>
@@ -21992,7 +22010,7 @@
         <w:pStyle w:val="Heading3"/>
         <w:rPr/>
       </w:pPr>
-      <w:bookmarkStart w:id="31" w:name="__RefHeading___Toc5498_260505723"/>
+      <w:bookmarkStart w:id="31" w:name="__RefHeading___Toc5498_1143682729"/>
       <w:bookmarkEnd w:id="31"/>
       <w:r>
         <w:rPr/>
@@ -22786,7 +22804,7 @@
         <w:pStyle w:val="Heading3"/>
         <w:rPr/>
       </w:pPr>
-      <w:bookmarkStart w:id="32" w:name="__RefHeading___Toc5500_260505723"/>
+      <w:bookmarkStart w:id="32" w:name="__RefHeading___Toc5500_1143682729"/>
       <w:bookmarkEnd w:id="32"/>
       <w:r>
         <w:rPr/>
@@ -23526,7 +23544,7 @@
         <w:pStyle w:val="Heading3"/>
         <w:rPr/>
       </w:pPr>
-      <w:bookmarkStart w:id="33" w:name="__RefHeading___Toc5502_260505723"/>
+      <w:bookmarkStart w:id="33" w:name="__RefHeading___Toc5502_1143682729"/>
       <w:bookmarkEnd w:id="33"/>
       <w:r>
         <w:rPr/>
@@ -24266,7 +24284,7 @@
         <w:pStyle w:val="Heading3"/>
         <w:rPr/>
       </w:pPr>
-      <w:bookmarkStart w:id="34" w:name="__RefHeading___Toc5504_260505723"/>
+      <w:bookmarkStart w:id="34" w:name="__RefHeading___Toc5504_1143682729"/>
       <w:bookmarkEnd w:id="34"/>
       <w:r>
         <w:rPr/>
@@ -25087,7 +25105,7 @@
         <w:pStyle w:val="Heading3"/>
         <w:rPr/>
       </w:pPr>
-      <w:bookmarkStart w:id="35" w:name="__RefHeading___Toc5506_260505723"/>
+      <w:bookmarkStart w:id="35" w:name="__RefHeading___Toc5506_1143682729"/>
       <w:bookmarkEnd w:id="35"/>
       <w:r>
         <w:rPr/>
@@ -25881,7 +25899,7 @@
         <w:pStyle w:val="Heading2"/>
         <w:rPr/>
       </w:pPr>
-      <w:bookmarkStart w:id="36" w:name="__RefHeading___Toc5508_260505723"/>
+      <w:bookmarkStart w:id="36" w:name="__RefHeading___Toc5508_1143682729"/>
       <w:bookmarkEnd w:id="36"/>
       <w:r>
         <w:rPr/>
@@ -25999,7 +26017,7 @@
         <w:pStyle w:val="Heading2"/>
         <w:rPr/>
       </w:pPr>
-      <w:bookmarkStart w:id="37" w:name="__RefHeading___Toc5510_260505723"/>
+      <w:bookmarkStart w:id="37" w:name="__RefHeading___Toc5510_1143682729"/>
       <w:bookmarkEnd w:id="37"/>
       <w:r>
         <w:rPr/>
@@ -26015,7 +26033,7 @@
         <w:pStyle w:val="Heading3"/>
         <w:rPr/>
       </w:pPr>
-      <w:bookmarkStart w:id="38" w:name="__RefHeading___Toc5512_260505723"/>
+      <w:bookmarkStart w:id="38" w:name="__RefHeading___Toc5512_1143682729"/>
       <w:bookmarkEnd w:id="38"/>
       <w:r>
         <w:rPr/>
@@ -28304,7 +28322,7 @@
         <w:pStyle w:val="Heading3"/>
         <w:rPr/>
       </w:pPr>
-      <w:bookmarkStart w:id="39" w:name="__RefHeading___Toc5514_260505723"/>
+      <w:bookmarkStart w:id="39" w:name="__RefHeading___Toc5514_1143682729"/>
       <w:bookmarkEnd w:id="39"/>
       <w:r>
         <w:rPr/>
@@ -29381,7 +29399,7 @@
         <w:pStyle w:val="Heading2"/>
         <w:rPr/>
       </w:pPr>
-      <w:bookmarkStart w:id="40" w:name="__RefHeading___Toc5516_260505723"/>
+      <w:bookmarkStart w:id="40" w:name="__RefHeading___Toc5516_1143682729"/>
       <w:bookmarkEnd w:id="40"/>
       <w:r>
         <w:rPr/>
@@ -33936,7 +33954,7 @@
         <w:pStyle w:val="Heading1"/>
         <w:rPr/>
       </w:pPr>
-      <w:bookmarkStart w:id="41" w:name="__RefHeading___Toc5518_260505723"/>
+      <w:bookmarkStart w:id="41" w:name="__RefHeading___Toc5518_1143682729"/>
       <w:bookmarkEnd w:id="41"/>
       <w:r>
         <w:rPr/>
@@ -33952,7 +33970,7 @@
         <w:pStyle w:val="Heading2"/>
         <w:rPr/>
       </w:pPr>
-      <w:bookmarkStart w:id="42" w:name="__RefHeading___Toc5520_260505723"/>
+      <w:bookmarkStart w:id="42" w:name="__RefHeading___Toc5520_1143682729"/>
       <w:bookmarkEnd w:id="42"/>
       <w:r>
         <w:rPr/>
@@ -33989,7 +34007,7 @@
         <w:pStyle w:val="Heading2"/>
         <w:rPr/>
       </w:pPr>
-      <w:bookmarkStart w:id="43" w:name="__RefHeading___Toc5522_260505723"/>
+      <w:bookmarkStart w:id="43" w:name="__RefHeading___Toc5522_1143682729"/>
       <w:bookmarkEnd w:id="43"/>
       <w:r>
         <w:rPr/>
@@ -41584,7 +41602,7 @@
         <w:pStyle w:val="Heading2"/>
         <w:rPr/>
       </w:pPr>
-      <w:bookmarkStart w:id="44" w:name="__RefHeading___Toc5524_260505723"/>
+      <w:bookmarkStart w:id="44" w:name="__RefHeading___Toc5524_1143682729"/>
       <w:bookmarkEnd w:id="44"/>
       <w:r>
         <w:rPr/>
@@ -43492,7 +43510,7 @@
         <w:pStyle w:val="Heading2"/>
         <w:rPr/>
       </w:pPr>
-      <w:bookmarkStart w:id="45" w:name="__RefHeading___Toc5526_260505723"/>
+      <w:bookmarkStart w:id="45" w:name="__RefHeading___Toc5526_1143682729"/>
       <w:bookmarkEnd w:id="45"/>
       <w:r>
         <w:rPr/>
@@ -44744,7 +44762,7 @@
         <w:pStyle w:val="Heading1"/>
         <w:rPr/>
       </w:pPr>
-      <w:bookmarkStart w:id="46" w:name="__RefHeading___Toc5528_260505723"/>
+      <w:bookmarkStart w:id="46" w:name="__RefHeading___Toc5528_1143682729"/>
       <w:bookmarkEnd w:id="46"/>
       <w:r>
         <w:rPr/>
@@ -44760,7 +44778,7 @@
         <w:pStyle w:val="Heading2"/>
         <w:rPr/>
       </w:pPr>
-      <w:bookmarkStart w:id="47" w:name="__RefHeading___Toc5530_260505723"/>
+      <w:bookmarkStart w:id="47" w:name="__RefHeading___Toc5530_1143682729"/>
       <w:bookmarkEnd w:id="47"/>
       <w:r>
         <w:rPr/>
@@ -44776,7 +44794,7 @@
         <w:pStyle w:val="Heading3"/>
         <w:rPr/>
       </w:pPr>
-      <w:bookmarkStart w:id="48" w:name="__RefHeading___Toc5532_260505723"/>
+      <w:bookmarkStart w:id="48" w:name="__RefHeading___Toc5532_1143682729"/>
       <w:bookmarkEnd w:id="48"/>
       <w:r>
         <w:rPr/>
@@ -44920,7 +44938,7 @@
         <w:pStyle w:val="Heading3"/>
         <w:rPr/>
       </w:pPr>
-      <w:bookmarkStart w:id="49" w:name="__RefHeading___Toc5534_260505723"/>
+      <w:bookmarkStart w:id="49" w:name="__RefHeading___Toc5534_1143682729"/>
       <w:bookmarkEnd w:id="49"/>
       <w:r>
         <w:rPr/>
@@ -46800,7 +46818,7 @@
         <w:pStyle w:val="Heading3"/>
         <w:rPr/>
       </w:pPr>
-      <w:bookmarkStart w:id="50" w:name="__RefHeading___Toc5536_260505723"/>
+      <w:bookmarkStart w:id="50" w:name="__RefHeading___Toc5536_1143682729"/>
       <w:bookmarkEnd w:id="50"/>
       <w:r>
         <w:rPr/>
@@ -47169,7 +47187,7 @@
         <w:pStyle w:val="Heading2"/>
         <w:rPr/>
       </w:pPr>
-      <w:bookmarkStart w:id="51" w:name="__RefHeading___Toc5538_260505723"/>
+      <w:bookmarkStart w:id="51" w:name="__RefHeading___Toc5538_1143682729"/>
       <w:bookmarkEnd w:id="51"/>
       <w:r>
         <w:rPr/>
@@ -48389,7 +48407,7 @@
         <w:pStyle w:val="Heading2"/>
         <w:rPr/>
       </w:pPr>
-      <w:bookmarkStart w:id="52" w:name="__RefHeading___Toc5540_260505723"/>
+      <w:bookmarkStart w:id="52" w:name="__RefHeading___Toc5540_1143682729"/>
       <w:bookmarkEnd w:id="52"/>
       <w:r>
         <w:rPr/>
@@ -48426,7 +48444,7 @@
         <w:pStyle w:val="Heading2"/>
         <w:rPr/>
       </w:pPr>
-      <w:bookmarkStart w:id="53" w:name="__RefHeading___Toc5542_260505723"/>
+      <w:bookmarkStart w:id="53" w:name="__RefHeading___Toc5542_1143682729"/>
       <w:bookmarkEnd w:id="53"/>
       <w:r>
         <w:rPr/>
@@ -48565,7 +48583,7 @@
         <w:pStyle w:val="Heading1"/>
         <w:rPr/>
       </w:pPr>
-      <w:bookmarkStart w:id="54" w:name="__RefHeading___Toc5544_260505723"/>
+      <w:bookmarkStart w:id="54" w:name="__RefHeading___Toc5544_1143682729"/>
       <w:bookmarkEnd w:id="54"/>
       <w:r>
         <w:rPr/>
@@ -51892,7 +51910,7 @@
         <w:pStyle w:val="Heading1"/>
         <w:rPr/>
       </w:pPr>
-      <w:bookmarkStart w:id="55" w:name="__RefHeading___Toc5546_260505723"/>
+      <w:bookmarkStart w:id="55" w:name="__RefHeading___Toc5546_1143682729"/>
       <w:bookmarkEnd w:id="55"/>
       <w:r>
         <w:rPr/>
@@ -56796,7 +56814,7 @@
         <w:pStyle w:val="Heading1"/>
         <w:rPr/>
       </w:pPr>
-      <w:bookmarkStart w:id="56" w:name="__RefHeading___Toc5548_260505723"/>
+      <w:bookmarkStart w:id="56" w:name="__RefHeading___Toc5548_1143682729"/>
       <w:bookmarkEnd w:id="56"/>
       <w:r>
         <w:rPr/>

--- a/docs/02-软件需求规格说明书.docx
+++ b/docs/02-软件需求规格说明书.docx
@@ -322,7 +322,7 @@
           <w:szCs w:val="30"/>
           <w:u w:val="single"/>
         </w:rPr>
-        <w:t xml:space="preserve">  【指导教师】  </w:t>
+        <w:t xml:space="preserve">  徐斌  </w:t>
       </w:r>
     </w:p>
     <w:p>
@@ -867,7 +867,7 @@
             </w:rPr>
             <w:fldChar w:fldCharType="separate"/>
           </w:r>
-          <w:hyperlink w:anchor="__RefHeading___Toc5436_1143682729">
+          <w:hyperlink w:anchor="__RefHeading___Toc5436_2672729175">
             <w:r>
               <w:rPr>
                 <w:rStyle w:val="IndexLink"/>
@@ -898,7 +898,7 @@
             </w:tabs>
             <w:rPr/>
           </w:pPr>
-          <w:hyperlink w:anchor="__RefHeading___Toc5438_1143682729">
+          <w:hyperlink w:anchor="__RefHeading___Toc5438_2672729175">
             <w:r>
               <w:rPr>
                 <w:rStyle w:val="IndexLink"/>
@@ -929,7 +929,7 @@
             </w:tabs>
             <w:rPr/>
           </w:pPr>
-          <w:hyperlink w:anchor="__RefHeading___Toc5440_1143682729">
+          <w:hyperlink w:anchor="__RefHeading___Toc5440_2672729175">
             <w:r>
               <w:rPr>
                 <w:rStyle w:val="IndexLink"/>
@@ -960,7 +960,7 @@
             </w:tabs>
             <w:rPr/>
           </w:pPr>
-          <w:hyperlink w:anchor="__RefHeading___Toc5442_1143682729">
+          <w:hyperlink w:anchor="__RefHeading___Toc5442_2672729175">
             <w:r>
               <w:rPr>
                 <w:rStyle w:val="IndexLink"/>
@@ -991,7 +991,7 @@
             </w:tabs>
             <w:rPr/>
           </w:pPr>
-          <w:hyperlink w:anchor="__RefHeading___Toc5444_1143682729">
+          <w:hyperlink w:anchor="__RefHeading___Toc5444_2672729175">
             <w:r>
               <w:rPr>
                 <w:rStyle w:val="IndexLink"/>
@@ -1022,7 +1022,7 @@
             </w:tabs>
             <w:rPr/>
           </w:pPr>
-          <w:hyperlink w:anchor="__RefHeading___Toc5446_1143682729">
+          <w:hyperlink w:anchor="__RefHeading___Toc5446_2672729175">
             <w:r>
               <w:rPr>
                 <w:rStyle w:val="IndexLink"/>
@@ -1053,7 +1053,7 @@
             </w:tabs>
             <w:rPr/>
           </w:pPr>
-          <w:hyperlink w:anchor="__RefHeading___Toc5448_1143682729">
+          <w:hyperlink w:anchor="__RefHeading___Toc5448_2672729175">
             <w:r>
               <w:rPr>
                 <w:rStyle w:val="IndexLink"/>
@@ -1084,7 +1084,7 @@
             </w:tabs>
             <w:rPr/>
           </w:pPr>
-          <w:hyperlink w:anchor="__RefHeading___Toc5450_1143682729">
+          <w:hyperlink w:anchor="__RefHeading___Toc5450_2672729175">
             <w:r>
               <w:rPr>
                 <w:rStyle w:val="IndexLink"/>
@@ -1115,7 +1115,7 @@
             </w:tabs>
             <w:rPr/>
           </w:pPr>
-          <w:hyperlink w:anchor="__RefHeading___Toc5452_1143682729">
+          <w:hyperlink w:anchor="__RefHeading___Toc5452_2672729175">
             <w:r>
               <w:rPr>
                 <w:rStyle w:val="IndexLink"/>
@@ -1146,7 +1146,7 @@
             </w:tabs>
             <w:rPr/>
           </w:pPr>
-          <w:hyperlink w:anchor="__RefHeading___Toc5454_1143682729">
+          <w:hyperlink w:anchor="__RefHeading___Toc5454_2672729175">
             <w:r>
               <w:rPr>
                 <w:rStyle w:val="IndexLink"/>
@@ -1177,7 +1177,7 @@
             </w:tabs>
             <w:rPr/>
           </w:pPr>
-          <w:hyperlink w:anchor="__RefHeading___Toc5456_1143682729">
+          <w:hyperlink w:anchor="__RefHeading___Toc5456_2672729175">
             <w:r>
               <w:rPr>
                 <w:rStyle w:val="IndexLink"/>
@@ -1208,7 +1208,7 @@
             </w:tabs>
             <w:rPr/>
           </w:pPr>
-          <w:hyperlink w:anchor="__RefHeading___Toc5458_1143682729">
+          <w:hyperlink w:anchor="__RefHeading___Toc5458_2672729175">
             <w:r>
               <w:rPr>
                 <w:rStyle w:val="IndexLink"/>
@@ -1239,7 +1239,7 @@
             </w:tabs>
             <w:rPr/>
           </w:pPr>
-          <w:hyperlink w:anchor="__RefHeading___Toc5460_1143682729">
+          <w:hyperlink w:anchor="__RefHeading___Toc5460_2672729175">
             <w:r>
               <w:rPr>
                 <w:rStyle w:val="IndexLink"/>
@@ -1270,7 +1270,7 @@
             </w:tabs>
             <w:rPr/>
           </w:pPr>
-          <w:hyperlink w:anchor="__RefHeading___Toc5462_1143682729">
+          <w:hyperlink w:anchor="__RefHeading___Toc5462_2672729175">
             <w:r>
               <w:rPr>
                 <w:rStyle w:val="IndexLink"/>
@@ -1301,7 +1301,7 @@
             </w:tabs>
             <w:rPr/>
           </w:pPr>
-          <w:hyperlink w:anchor="__RefHeading___Toc5464_1143682729">
+          <w:hyperlink w:anchor="__RefHeading___Toc5464_2672729175">
             <w:r>
               <w:rPr>
                 <w:rStyle w:val="IndexLink"/>
@@ -1332,7 +1332,7 @@
             </w:tabs>
             <w:rPr/>
           </w:pPr>
-          <w:hyperlink w:anchor="__RefHeading___Toc5466_1143682729">
+          <w:hyperlink w:anchor="__RefHeading___Toc5466_2672729175">
             <w:r>
               <w:rPr>
                 <w:rStyle w:val="IndexLink"/>
@@ -1363,7 +1363,7 @@
             </w:tabs>
             <w:rPr/>
           </w:pPr>
-          <w:hyperlink w:anchor="__RefHeading___Toc5468_1143682729">
+          <w:hyperlink w:anchor="__RefHeading___Toc5468_2672729175">
             <w:r>
               <w:rPr>
                 <w:rStyle w:val="IndexLink"/>
@@ -1394,7 +1394,7 @@
             </w:tabs>
             <w:rPr/>
           </w:pPr>
-          <w:hyperlink w:anchor="__RefHeading___Toc5470_1143682729">
+          <w:hyperlink w:anchor="__RefHeading___Toc5470_2672729175">
             <w:r>
               <w:rPr>
                 <w:rStyle w:val="IndexLink"/>
@@ -1425,7 +1425,7 @@
             </w:tabs>
             <w:rPr/>
           </w:pPr>
-          <w:hyperlink w:anchor="__RefHeading___Toc5472_1143682729">
+          <w:hyperlink w:anchor="__RefHeading___Toc5472_2672729175">
             <w:r>
               <w:rPr>
                 <w:rStyle w:val="IndexLink"/>
@@ -1456,7 +1456,7 @@
             </w:tabs>
             <w:rPr/>
           </w:pPr>
-          <w:hyperlink w:anchor="__RefHeading___Toc5474_1143682729">
+          <w:hyperlink w:anchor="__RefHeading___Toc5474_2672729175">
             <w:r>
               <w:rPr>
                 <w:rStyle w:val="IndexLink"/>
@@ -1487,7 +1487,7 @@
             </w:tabs>
             <w:rPr/>
           </w:pPr>
-          <w:hyperlink w:anchor="__RefHeading___Toc5476_1143682729">
+          <w:hyperlink w:anchor="__RefHeading___Toc5476_2672729175">
             <w:r>
               <w:rPr>
                 <w:rStyle w:val="IndexLink"/>
@@ -1518,7 +1518,7 @@
             </w:tabs>
             <w:rPr/>
           </w:pPr>
-          <w:hyperlink w:anchor="__RefHeading___Toc5478_1143682729">
+          <w:hyperlink w:anchor="__RefHeading___Toc5478_2672729175">
             <w:r>
               <w:rPr>
                 <w:rStyle w:val="IndexLink"/>
@@ -1549,7 +1549,7 @@
             </w:tabs>
             <w:rPr/>
           </w:pPr>
-          <w:hyperlink w:anchor="__RefHeading___Toc5480_1143682729">
+          <w:hyperlink w:anchor="__RefHeading___Toc5480_2672729175">
             <w:r>
               <w:rPr>
                 <w:rStyle w:val="IndexLink"/>
@@ -1580,7 +1580,7 @@
             </w:tabs>
             <w:rPr/>
           </w:pPr>
-          <w:hyperlink w:anchor="__RefHeading___Toc5482_1143682729">
+          <w:hyperlink w:anchor="__RefHeading___Toc5482_2672729175">
             <w:r>
               <w:rPr>
                 <w:rStyle w:val="IndexLink"/>
@@ -1611,7 +1611,7 @@
             </w:tabs>
             <w:rPr/>
           </w:pPr>
-          <w:hyperlink w:anchor="__RefHeading___Toc5484_1143682729">
+          <w:hyperlink w:anchor="__RefHeading___Toc5484_2672729175">
             <w:r>
               <w:rPr>
                 <w:rStyle w:val="IndexLink"/>
@@ -1642,7 +1642,7 @@
             </w:tabs>
             <w:rPr/>
           </w:pPr>
-          <w:hyperlink w:anchor="__RefHeading___Toc5486_1143682729">
+          <w:hyperlink w:anchor="__RefHeading___Toc5486_2672729175">
             <w:r>
               <w:rPr>
                 <w:rStyle w:val="IndexLink"/>
@@ -1673,7 +1673,7 @@
             </w:tabs>
             <w:rPr/>
           </w:pPr>
-          <w:hyperlink w:anchor="__RefHeading___Toc5488_1143682729">
+          <w:hyperlink w:anchor="__RefHeading___Toc5488_2672729175">
             <w:r>
               <w:rPr>
                 <w:rStyle w:val="IndexLink"/>
@@ -1704,7 +1704,7 @@
             </w:tabs>
             <w:rPr/>
           </w:pPr>
-          <w:hyperlink w:anchor="__RefHeading___Toc5490_1143682729">
+          <w:hyperlink w:anchor="__RefHeading___Toc5490_2672729175">
             <w:r>
               <w:rPr>
                 <w:rStyle w:val="IndexLink"/>
@@ -1735,7 +1735,7 @@
             </w:tabs>
             <w:rPr/>
           </w:pPr>
-          <w:hyperlink w:anchor="__RefHeading___Toc5492_1143682729">
+          <w:hyperlink w:anchor="__RefHeading___Toc5492_2672729175">
             <w:r>
               <w:rPr>
                 <w:rStyle w:val="IndexLink"/>
@@ -1766,7 +1766,7 @@
             </w:tabs>
             <w:rPr/>
           </w:pPr>
-          <w:hyperlink w:anchor="__RefHeading___Toc5494_1143682729">
+          <w:hyperlink w:anchor="__RefHeading___Toc5494_2672729175">
             <w:r>
               <w:rPr>
                 <w:rStyle w:val="IndexLink"/>
@@ -1797,7 +1797,7 @@
             </w:tabs>
             <w:rPr/>
           </w:pPr>
-          <w:hyperlink w:anchor="__RefHeading___Toc5496_1143682729">
+          <w:hyperlink w:anchor="__RefHeading___Toc5496_2672729175">
             <w:r>
               <w:rPr>
                 <w:rStyle w:val="IndexLink"/>
@@ -1828,7 +1828,7 @@
             </w:tabs>
             <w:rPr/>
           </w:pPr>
-          <w:hyperlink w:anchor="__RefHeading___Toc5498_1143682729">
+          <w:hyperlink w:anchor="__RefHeading___Toc5498_2672729175">
             <w:r>
               <w:rPr>
                 <w:rStyle w:val="IndexLink"/>
@@ -1859,7 +1859,7 @@
             </w:tabs>
             <w:rPr/>
           </w:pPr>
-          <w:hyperlink w:anchor="__RefHeading___Toc5500_1143682729">
+          <w:hyperlink w:anchor="__RefHeading___Toc5500_2672729175">
             <w:r>
               <w:rPr>
                 <w:rStyle w:val="IndexLink"/>
@@ -1890,7 +1890,7 @@
             </w:tabs>
             <w:rPr/>
           </w:pPr>
-          <w:hyperlink w:anchor="__RefHeading___Toc5502_1143682729">
+          <w:hyperlink w:anchor="__RefHeading___Toc5502_2672729175">
             <w:r>
               <w:rPr>
                 <w:rStyle w:val="IndexLink"/>
@@ -1921,7 +1921,7 @@
             </w:tabs>
             <w:rPr/>
           </w:pPr>
-          <w:hyperlink w:anchor="__RefHeading___Toc5504_1143682729">
+          <w:hyperlink w:anchor="__RefHeading___Toc5504_2672729175">
             <w:r>
               <w:rPr>
                 <w:rStyle w:val="IndexLink"/>
@@ -1952,7 +1952,7 @@
             </w:tabs>
             <w:rPr/>
           </w:pPr>
-          <w:hyperlink w:anchor="__RefHeading___Toc5506_1143682729">
+          <w:hyperlink w:anchor="__RefHeading___Toc5506_2672729175">
             <w:r>
               <w:rPr>
                 <w:rStyle w:val="IndexLink"/>
@@ -1983,7 +1983,7 @@
             </w:tabs>
             <w:rPr/>
           </w:pPr>
-          <w:hyperlink w:anchor="__RefHeading___Toc5508_1143682729">
+          <w:hyperlink w:anchor="__RefHeading___Toc5508_2672729175">
             <w:r>
               <w:rPr>
                 <w:rStyle w:val="IndexLink"/>
@@ -2014,7 +2014,7 @@
             </w:tabs>
             <w:rPr/>
           </w:pPr>
-          <w:hyperlink w:anchor="__RefHeading___Toc5510_1143682729">
+          <w:hyperlink w:anchor="__RefHeading___Toc5510_2672729175">
             <w:r>
               <w:rPr>
                 <w:rStyle w:val="IndexLink"/>
@@ -2045,7 +2045,7 @@
             </w:tabs>
             <w:rPr/>
           </w:pPr>
-          <w:hyperlink w:anchor="__RefHeading___Toc5512_1143682729">
+          <w:hyperlink w:anchor="__RefHeading___Toc5512_2672729175">
             <w:r>
               <w:rPr>
                 <w:rStyle w:val="IndexLink"/>
@@ -2076,7 +2076,7 @@
             </w:tabs>
             <w:rPr/>
           </w:pPr>
-          <w:hyperlink w:anchor="__RefHeading___Toc5514_1143682729">
+          <w:hyperlink w:anchor="__RefHeading___Toc5514_2672729175">
             <w:r>
               <w:rPr>
                 <w:rStyle w:val="IndexLink"/>
@@ -2107,7 +2107,7 @@
             </w:tabs>
             <w:rPr/>
           </w:pPr>
-          <w:hyperlink w:anchor="__RefHeading___Toc5516_1143682729">
+          <w:hyperlink w:anchor="__RefHeading___Toc5516_2672729175">
             <w:r>
               <w:rPr>
                 <w:rStyle w:val="IndexLink"/>
@@ -2138,7 +2138,7 @@
             </w:tabs>
             <w:rPr/>
           </w:pPr>
-          <w:hyperlink w:anchor="__RefHeading___Toc5518_1143682729">
+          <w:hyperlink w:anchor="__RefHeading___Toc5518_2672729175">
             <w:r>
               <w:rPr>
                 <w:rStyle w:val="IndexLink"/>
@@ -2169,7 +2169,7 @@
             </w:tabs>
             <w:rPr/>
           </w:pPr>
-          <w:hyperlink w:anchor="__RefHeading___Toc5520_1143682729">
+          <w:hyperlink w:anchor="__RefHeading___Toc5520_2672729175">
             <w:r>
               <w:rPr>
                 <w:rStyle w:val="IndexLink"/>
@@ -2200,7 +2200,7 @@
             </w:tabs>
             <w:rPr/>
           </w:pPr>
-          <w:hyperlink w:anchor="__RefHeading___Toc5522_1143682729">
+          <w:hyperlink w:anchor="__RefHeading___Toc5522_2672729175">
             <w:r>
               <w:rPr>
                 <w:rStyle w:val="IndexLink"/>
@@ -2231,7 +2231,7 @@
             </w:tabs>
             <w:rPr/>
           </w:pPr>
-          <w:hyperlink w:anchor="__RefHeading___Toc5524_1143682729">
+          <w:hyperlink w:anchor="__RefHeading___Toc5524_2672729175">
             <w:r>
               <w:rPr>
                 <w:rStyle w:val="IndexLink"/>
@@ -2262,7 +2262,7 @@
             </w:tabs>
             <w:rPr/>
           </w:pPr>
-          <w:hyperlink w:anchor="__RefHeading___Toc5526_1143682729">
+          <w:hyperlink w:anchor="__RefHeading___Toc5526_2672729175">
             <w:r>
               <w:rPr>
                 <w:rStyle w:val="IndexLink"/>
@@ -2293,7 +2293,7 @@
             </w:tabs>
             <w:rPr/>
           </w:pPr>
-          <w:hyperlink w:anchor="__RefHeading___Toc5528_1143682729">
+          <w:hyperlink w:anchor="__RefHeading___Toc5528_2672729175">
             <w:r>
               <w:rPr>
                 <w:rStyle w:val="IndexLink"/>
@@ -2324,7 +2324,7 @@
             </w:tabs>
             <w:rPr/>
           </w:pPr>
-          <w:hyperlink w:anchor="__RefHeading___Toc5530_1143682729">
+          <w:hyperlink w:anchor="__RefHeading___Toc5530_2672729175">
             <w:r>
               <w:rPr>
                 <w:rStyle w:val="IndexLink"/>
@@ -2355,7 +2355,7 @@
             </w:tabs>
             <w:rPr/>
           </w:pPr>
-          <w:hyperlink w:anchor="__RefHeading___Toc5532_1143682729">
+          <w:hyperlink w:anchor="__RefHeading___Toc5532_2672729175">
             <w:r>
               <w:rPr>
                 <w:rStyle w:val="IndexLink"/>
@@ -2386,7 +2386,7 @@
             </w:tabs>
             <w:rPr/>
           </w:pPr>
-          <w:hyperlink w:anchor="__RefHeading___Toc5534_1143682729">
+          <w:hyperlink w:anchor="__RefHeading___Toc5534_2672729175">
             <w:r>
               <w:rPr>
                 <w:rStyle w:val="IndexLink"/>
@@ -2417,7 +2417,7 @@
             </w:tabs>
             <w:rPr/>
           </w:pPr>
-          <w:hyperlink w:anchor="__RefHeading___Toc5536_1143682729">
+          <w:hyperlink w:anchor="__RefHeading___Toc5536_2672729175">
             <w:r>
               <w:rPr>
                 <w:rStyle w:val="IndexLink"/>
@@ -2448,7 +2448,7 @@
             </w:tabs>
             <w:rPr/>
           </w:pPr>
-          <w:hyperlink w:anchor="__RefHeading___Toc5538_1143682729">
+          <w:hyperlink w:anchor="__RefHeading___Toc5538_2672729175">
             <w:r>
               <w:rPr>
                 <w:rStyle w:val="IndexLink"/>
@@ -2479,7 +2479,7 @@
             </w:tabs>
             <w:rPr/>
           </w:pPr>
-          <w:hyperlink w:anchor="__RefHeading___Toc5540_1143682729">
+          <w:hyperlink w:anchor="__RefHeading___Toc5540_2672729175">
             <w:r>
               <w:rPr>
                 <w:rStyle w:val="IndexLink"/>
@@ -2510,7 +2510,7 @@
             </w:tabs>
             <w:rPr/>
           </w:pPr>
-          <w:hyperlink w:anchor="__RefHeading___Toc5542_1143682729">
+          <w:hyperlink w:anchor="__RefHeading___Toc5542_2672729175">
             <w:r>
               <w:rPr>
                 <w:rStyle w:val="IndexLink"/>
@@ -2541,7 +2541,7 @@
             </w:tabs>
             <w:rPr/>
           </w:pPr>
-          <w:hyperlink w:anchor="__RefHeading___Toc5544_1143682729">
+          <w:hyperlink w:anchor="__RefHeading___Toc5544_2672729175">
             <w:r>
               <w:rPr>
                 <w:rStyle w:val="IndexLink"/>
@@ -2572,7 +2572,7 @@
             </w:tabs>
             <w:rPr/>
           </w:pPr>
-          <w:hyperlink w:anchor="__RefHeading___Toc5546_1143682729">
+          <w:hyperlink w:anchor="__RefHeading___Toc5546_2672729175">
             <w:r>
               <w:rPr>
                 <w:rStyle w:val="IndexLink"/>
@@ -2603,7 +2603,7 @@
             </w:tabs>
             <w:rPr/>
           </w:pPr>
-          <w:hyperlink w:anchor="__RefHeading___Toc5548_1143682729">
+          <w:hyperlink w:anchor="__RefHeading___Toc5548_2672729175">
             <w:r>
               <w:rPr>
                 <w:rStyle w:val="IndexLink"/>
@@ -2667,7 +2667,7 @@
         <w:pStyle w:val="Heading1"/>
         <w:rPr/>
       </w:pPr>
-      <w:bookmarkStart w:id="0" w:name="__RefHeading___Toc5436_1143682729"/>
+      <w:bookmarkStart w:id="0" w:name="__RefHeading___Toc5436_2672729175"/>
       <w:bookmarkEnd w:id="0"/>
       <w:r>
         <w:rPr/>
@@ -2683,7 +2683,7 @@
         <w:pStyle w:val="Heading2"/>
         <w:rPr/>
       </w:pPr>
-      <w:bookmarkStart w:id="1" w:name="__RefHeading___Toc5438_1143682729"/>
+      <w:bookmarkStart w:id="1" w:name="__RefHeading___Toc5438_2672729175"/>
       <w:bookmarkEnd w:id="1"/>
       <w:r>
         <w:rPr/>
@@ -2733,7 +2733,7 @@
         <w:pStyle w:val="Heading2"/>
         <w:rPr/>
       </w:pPr>
-      <w:bookmarkStart w:id="2" w:name="__RefHeading___Toc5440_1143682729"/>
+      <w:bookmarkStart w:id="2" w:name="__RefHeading___Toc5440_2672729175"/>
       <w:bookmarkEnd w:id="2"/>
       <w:r>
         <w:rPr/>
@@ -2814,7 +2814,7 @@
         <w:pStyle w:val="Heading2"/>
         <w:rPr/>
       </w:pPr>
-      <w:bookmarkStart w:id="3" w:name="__RefHeading___Toc5442_1143682729"/>
+      <w:bookmarkStart w:id="3" w:name="__RefHeading___Toc5442_2672729175"/>
       <w:bookmarkEnd w:id="3"/>
       <w:r>
         <w:rPr/>
@@ -3861,7 +3861,7 @@
         <w:pStyle w:val="Heading2"/>
         <w:rPr/>
       </w:pPr>
-      <w:bookmarkStart w:id="4" w:name="__RefHeading___Toc5444_1143682729"/>
+      <w:bookmarkStart w:id="4" w:name="__RefHeading___Toc5444_2672729175"/>
       <w:bookmarkEnd w:id="4"/>
       <w:r>
         <w:rPr/>
@@ -4013,7 +4013,7 @@
         <w:pStyle w:val="Heading2"/>
         <w:rPr/>
       </w:pPr>
-      <w:bookmarkStart w:id="5" w:name="__RefHeading___Toc5446_1143682729"/>
+      <w:bookmarkStart w:id="5" w:name="__RefHeading___Toc5446_2672729175"/>
       <w:bookmarkEnd w:id="5"/>
       <w:r>
         <w:rPr/>
@@ -4101,7 +4101,7 @@
         <w:pStyle w:val="Heading1"/>
         <w:rPr/>
       </w:pPr>
-      <w:bookmarkStart w:id="6" w:name="__RefHeading___Toc5448_1143682729"/>
+      <w:bookmarkStart w:id="6" w:name="__RefHeading___Toc5448_2672729175"/>
       <w:bookmarkEnd w:id="6"/>
       <w:r>
         <w:rPr/>
@@ -4117,7 +4117,7 @@
         <w:pStyle w:val="Heading2"/>
         <w:rPr/>
       </w:pPr>
-      <w:bookmarkStart w:id="7" w:name="__RefHeading___Toc5450_1143682729"/>
+      <w:bookmarkStart w:id="7" w:name="__RefHeading___Toc5450_2672729175"/>
       <w:bookmarkEnd w:id="7"/>
       <w:r>
         <w:rPr/>
@@ -4267,7 +4267,7 @@
         <w:pStyle w:val="Heading2"/>
         <w:rPr/>
       </w:pPr>
-      <w:bookmarkStart w:id="8" w:name="__RefHeading___Toc5452_1143682729"/>
+      <w:bookmarkStart w:id="8" w:name="__RefHeading___Toc5452_2672729175"/>
       <w:bookmarkEnd w:id="8"/>
       <w:r>
         <w:rPr/>
@@ -4304,7 +4304,7 @@
         <w:pStyle w:val="Heading2"/>
         <w:rPr/>
       </w:pPr>
-      <w:bookmarkStart w:id="9" w:name="__RefHeading___Toc5454_1143682729"/>
+      <w:bookmarkStart w:id="9" w:name="__RefHeading___Toc5454_2672729175"/>
       <w:bookmarkEnd w:id="9"/>
       <w:r>
         <w:rPr/>
@@ -5095,7 +5095,7 @@
         <w:pStyle w:val="Heading2"/>
         <w:rPr/>
       </w:pPr>
-      <w:bookmarkStart w:id="10" w:name="__RefHeading___Toc5456_1143682729"/>
+      <w:bookmarkStart w:id="10" w:name="__RefHeading___Toc5456_2672729175"/>
       <w:bookmarkEnd w:id="10"/>
       <w:r>
         <w:rPr/>
@@ -5748,7 +5748,7 @@
         <w:pStyle w:val="Heading2"/>
         <w:rPr/>
       </w:pPr>
-      <w:bookmarkStart w:id="11" w:name="__RefHeading___Toc5458_1143682729"/>
+      <w:bookmarkStart w:id="11" w:name="__RefHeading___Toc5458_2672729175"/>
       <w:bookmarkEnd w:id="11"/>
       <w:r>
         <w:rPr/>
@@ -5916,7 +5916,7 @@
         <w:pStyle w:val="Heading2"/>
         <w:rPr/>
       </w:pPr>
-      <w:bookmarkStart w:id="12" w:name="__RefHeading___Toc5460_1143682729"/>
+      <w:bookmarkStart w:id="12" w:name="__RefHeading___Toc5460_2672729175"/>
       <w:bookmarkEnd w:id="12"/>
       <w:r>
         <w:rPr/>
@@ -6010,7 +6010,7 @@
         <w:pStyle w:val="Heading1"/>
         <w:rPr/>
       </w:pPr>
-      <w:bookmarkStart w:id="13" w:name="__RefHeading___Toc5462_1143682729"/>
+      <w:bookmarkStart w:id="13" w:name="__RefHeading___Toc5462_2672729175"/>
       <w:bookmarkEnd w:id="13"/>
       <w:r>
         <w:rPr/>
@@ -6026,7 +6026,7 @@
         <w:pStyle w:val="Heading2"/>
         <w:rPr/>
       </w:pPr>
-      <w:bookmarkStart w:id="14" w:name="__RefHeading___Toc5464_1143682729"/>
+      <w:bookmarkStart w:id="14" w:name="__RefHeading___Toc5464_2672729175"/>
       <w:bookmarkEnd w:id="14"/>
       <w:r>
         <w:rPr/>
@@ -6690,7 +6690,7 @@
         <w:pStyle w:val="Heading2"/>
         <w:rPr/>
       </w:pPr>
-      <w:bookmarkStart w:id="15" w:name="__RefHeading___Toc5466_1143682729"/>
+      <w:bookmarkStart w:id="15" w:name="__RefHeading___Toc5466_2672729175"/>
       <w:bookmarkEnd w:id="15"/>
       <w:r>
         <w:rPr/>
@@ -10463,7 +10463,7 @@
         <w:pStyle w:val="Heading2"/>
         <w:rPr/>
       </w:pPr>
-      <w:bookmarkStart w:id="16" w:name="__RefHeading___Toc5468_1143682729"/>
+      <w:bookmarkStart w:id="16" w:name="__RefHeading___Toc5468_2672729175"/>
       <w:bookmarkEnd w:id="16"/>
       <w:r>
         <w:rPr/>
@@ -10516,7 +10516,7 @@
         <w:pStyle w:val="Heading3"/>
         <w:rPr/>
       </w:pPr>
-      <w:bookmarkStart w:id="17" w:name="__RefHeading___Toc5470_1143682729"/>
+      <w:bookmarkStart w:id="17" w:name="__RefHeading___Toc5470_2672729175"/>
       <w:bookmarkEnd w:id="17"/>
       <w:r>
         <w:rPr/>
@@ -11427,7 +11427,7 @@
         <w:pStyle w:val="Heading3"/>
         <w:rPr/>
       </w:pPr>
-      <w:bookmarkStart w:id="18" w:name="__RefHeading___Toc5472_1143682729"/>
+      <w:bookmarkStart w:id="18" w:name="__RefHeading___Toc5472_2672729175"/>
       <w:bookmarkEnd w:id="18"/>
       <w:r>
         <w:rPr/>
@@ -12302,7 +12302,7 @@
         <w:pStyle w:val="Heading3"/>
         <w:rPr/>
       </w:pPr>
-      <w:bookmarkStart w:id="19" w:name="__RefHeading___Toc5474_1143682729"/>
+      <w:bookmarkStart w:id="19" w:name="__RefHeading___Toc5474_2672729175"/>
       <w:bookmarkEnd w:id="19"/>
       <w:r>
         <w:rPr/>
@@ -13186,7 +13186,7 @@
         <w:pStyle w:val="Heading3"/>
         <w:rPr/>
       </w:pPr>
-      <w:bookmarkStart w:id="20" w:name="__RefHeading___Toc5476_1143682729"/>
+      <w:bookmarkStart w:id="20" w:name="__RefHeading___Toc5476_2672729175"/>
       <w:bookmarkEnd w:id="20"/>
       <w:r>
         <w:rPr/>
@@ -14007,7 +14007,7 @@
         <w:pStyle w:val="Heading3"/>
         <w:rPr/>
       </w:pPr>
-      <w:bookmarkStart w:id="21" w:name="__RefHeading___Toc5478_1143682729"/>
+      <w:bookmarkStart w:id="21" w:name="__RefHeading___Toc5478_2672729175"/>
       <w:bookmarkEnd w:id="21"/>
       <w:r>
         <w:rPr/>
@@ -15008,7 +15008,7 @@
         <w:pStyle w:val="Heading3"/>
         <w:rPr/>
       </w:pPr>
-      <w:bookmarkStart w:id="22" w:name="__RefHeading___Toc5480_1143682729"/>
+      <w:bookmarkStart w:id="22" w:name="__RefHeading___Toc5480_2672729175"/>
       <w:bookmarkEnd w:id="22"/>
       <w:r>
         <w:rPr/>
@@ -15775,7 +15775,7 @@
         <w:pStyle w:val="Heading3"/>
         <w:rPr/>
       </w:pPr>
-      <w:bookmarkStart w:id="23" w:name="__RefHeading___Toc5482_1143682729"/>
+      <w:bookmarkStart w:id="23" w:name="__RefHeading___Toc5482_2672729175"/>
       <w:bookmarkEnd w:id="23"/>
       <w:r>
         <w:rPr/>
@@ -16497,7 +16497,7 @@
         <w:pStyle w:val="Heading3"/>
         <w:rPr/>
       </w:pPr>
-      <w:bookmarkStart w:id="24" w:name="__RefHeading___Toc5484_1143682729"/>
+      <w:bookmarkStart w:id="24" w:name="__RefHeading___Toc5484_2672729175"/>
       <w:bookmarkEnd w:id="24"/>
       <w:r>
         <w:rPr/>
@@ -17237,7 +17237,7 @@
         <w:pStyle w:val="Heading3"/>
         <w:rPr/>
       </w:pPr>
-      <w:bookmarkStart w:id="25" w:name="__RefHeading___Toc5486_1143682729"/>
+      <w:bookmarkStart w:id="25" w:name="__RefHeading___Toc5486_2672729175"/>
       <w:bookmarkEnd w:id="25"/>
       <w:r>
         <w:rPr/>
@@ -18040,7 +18040,7 @@
         <w:pStyle w:val="Heading3"/>
         <w:rPr/>
       </w:pPr>
-      <w:bookmarkStart w:id="26" w:name="__RefHeading___Toc5488_1143682729"/>
+      <w:bookmarkStart w:id="26" w:name="__RefHeading___Toc5488_2672729175"/>
       <w:bookmarkEnd w:id="26"/>
       <w:r>
         <w:rPr/>
@@ -18915,7 +18915,7 @@
         <w:pStyle w:val="Heading3"/>
         <w:rPr/>
       </w:pPr>
-      <w:bookmarkStart w:id="27" w:name="__RefHeading___Toc5490_1143682729"/>
+      <w:bookmarkStart w:id="27" w:name="__RefHeading___Toc5490_2672729175"/>
       <w:bookmarkEnd w:id="27"/>
       <w:r>
         <w:rPr/>
@@ -19700,7 +19700,7 @@
         <w:pStyle w:val="Heading3"/>
         <w:rPr/>
       </w:pPr>
-      <w:bookmarkStart w:id="28" w:name="__RefHeading___Toc5492_1143682729"/>
+      <w:bookmarkStart w:id="28" w:name="__RefHeading___Toc5492_2672729175"/>
       <w:bookmarkEnd w:id="28"/>
       <w:r>
         <w:rPr/>
@@ -20440,7 +20440,7 @@
         <w:pStyle w:val="Heading3"/>
         <w:rPr/>
       </w:pPr>
-      <w:bookmarkStart w:id="29" w:name="__RefHeading___Toc5494_1143682729"/>
+      <w:bookmarkStart w:id="29" w:name="__RefHeading___Toc5494_2672729175"/>
       <w:bookmarkEnd w:id="29"/>
       <w:r>
         <w:rPr/>
@@ -21225,7 +21225,7 @@
         <w:pStyle w:val="Heading3"/>
         <w:rPr/>
       </w:pPr>
-      <w:bookmarkStart w:id="30" w:name="__RefHeading___Toc5496_1143682729"/>
+      <w:bookmarkStart w:id="30" w:name="__RefHeading___Toc5496_2672729175"/>
       <w:bookmarkEnd w:id="30"/>
       <w:r>
         <w:rPr/>
@@ -22010,7 +22010,7 @@
         <w:pStyle w:val="Heading3"/>
         <w:rPr/>
       </w:pPr>
-      <w:bookmarkStart w:id="31" w:name="__RefHeading___Toc5498_1143682729"/>
+      <w:bookmarkStart w:id="31" w:name="__RefHeading___Toc5498_2672729175"/>
       <w:bookmarkEnd w:id="31"/>
       <w:r>
         <w:rPr/>
@@ -22804,7 +22804,7 @@
         <w:pStyle w:val="Heading3"/>
         <w:rPr/>
       </w:pPr>
-      <w:bookmarkStart w:id="32" w:name="__RefHeading___Toc5500_1143682729"/>
+      <w:bookmarkStart w:id="32" w:name="__RefHeading___Toc5500_2672729175"/>
       <w:bookmarkEnd w:id="32"/>
       <w:r>
         <w:rPr/>
@@ -23544,7 +23544,7 @@
         <w:pStyle w:val="Heading3"/>
         <w:rPr/>
       </w:pPr>
-      <w:bookmarkStart w:id="33" w:name="__RefHeading___Toc5502_1143682729"/>
+      <w:bookmarkStart w:id="33" w:name="__RefHeading___Toc5502_2672729175"/>
       <w:bookmarkEnd w:id="33"/>
       <w:r>
         <w:rPr/>
@@ -24284,7 +24284,7 @@
         <w:pStyle w:val="Heading3"/>
         <w:rPr/>
       </w:pPr>
-      <w:bookmarkStart w:id="34" w:name="__RefHeading___Toc5504_1143682729"/>
+      <w:bookmarkStart w:id="34" w:name="__RefHeading___Toc5504_2672729175"/>
       <w:bookmarkEnd w:id="34"/>
       <w:r>
         <w:rPr/>
@@ -25105,7 +25105,7 @@
         <w:pStyle w:val="Heading3"/>
         <w:rPr/>
       </w:pPr>
-      <w:bookmarkStart w:id="35" w:name="__RefHeading___Toc5506_1143682729"/>
+      <w:bookmarkStart w:id="35" w:name="__RefHeading___Toc5506_2672729175"/>
       <w:bookmarkEnd w:id="35"/>
       <w:r>
         <w:rPr/>
@@ -25899,7 +25899,7 @@
         <w:pStyle w:val="Heading2"/>
         <w:rPr/>
       </w:pPr>
-      <w:bookmarkStart w:id="36" w:name="__RefHeading___Toc5508_1143682729"/>
+      <w:bookmarkStart w:id="36" w:name="__RefHeading___Toc5508_2672729175"/>
       <w:bookmarkEnd w:id="36"/>
       <w:r>
         <w:rPr/>
@@ -26017,7 +26017,7 @@
         <w:pStyle w:val="Heading2"/>
         <w:rPr/>
       </w:pPr>
-      <w:bookmarkStart w:id="37" w:name="__RefHeading___Toc5510_1143682729"/>
+      <w:bookmarkStart w:id="37" w:name="__RefHeading___Toc5510_2672729175"/>
       <w:bookmarkEnd w:id="37"/>
       <w:r>
         <w:rPr/>
@@ -26033,7 +26033,7 @@
         <w:pStyle w:val="Heading3"/>
         <w:rPr/>
       </w:pPr>
-      <w:bookmarkStart w:id="38" w:name="__RefHeading___Toc5512_1143682729"/>
+      <w:bookmarkStart w:id="38" w:name="__RefHeading___Toc5512_2672729175"/>
       <w:bookmarkEnd w:id="38"/>
       <w:r>
         <w:rPr/>
@@ -28322,7 +28322,7 @@
         <w:pStyle w:val="Heading3"/>
         <w:rPr/>
       </w:pPr>
-      <w:bookmarkStart w:id="39" w:name="__RefHeading___Toc5514_1143682729"/>
+      <w:bookmarkStart w:id="39" w:name="__RefHeading___Toc5514_2672729175"/>
       <w:bookmarkEnd w:id="39"/>
       <w:r>
         <w:rPr/>
@@ -29399,7 +29399,7 @@
         <w:pStyle w:val="Heading2"/>
         <w:rPr/>
       </w:pPr>
-      <w:bookmarkStart w:id="40" w:name="__RefHeading___Toc5516_1143682729"/>
+      <w:bookmarkStart w:id="40" w:name="__RefHeading___Toc5516_2672729175"/>
       <w:bookmarkEnd w:id="40"/>
       <w:r>
         <w:rPr/>
@@ -33954,7 +33954,7 @@
         <w:pStyle w:val="Heading1"/>
         <w:rPr/>
       </w:pPr>
-      <w:bookmarkStart w:id="41" w:name="__RefHeading___Toc5518_1143682729"/>
+      <w:bookmarkStart w:id="41" w:name="__RefHeading___Toc5518_2672729175"/>
       <w:bookmarkEnd w:id="41"/>
       <w:r>
         <w:rPr/>
@@ -33970,7 +33970,7 @@
         <w:pStyle w:val="Heading2"/>
         <w:rPr/>
       </w:pPr>
-      <w:bookmarkStart w:id="42" w:name="__RefHeading___Toc5520_1143682729"/>
+      <w:bookmarkStart w:id="42" w:name="__RefHeading___Toc5520_2672729175"/>
       <w:bookmarkEnd w:id="42"/>
       <w:r>
         <w:rPr/>
@@ -34007,7 +34007,7 @@
         <w:pStyle w:val="Heading2"/>
         <w:rPr/>
       </w:pPr>
-      <w:bookmarkStart w:id="43" w:name="__RefHeading___Toc5522_1143682729"/>
+      <w:bookmarkStart w:id="43" w:name="__RefHeading___Toc5522_2672729175"/>
       <w:bookmarkEnd w:id="43"/>
       <w:r>
         <w:rPr/>
@@ -41602,7 +41602,7 @@
         <w:pStyle w:val="Heading2"/>
         <w:rPr/>
       </w:pPr>
-      <w:bookmarkStart w:id="44" w:name="__RefHeading___Toc5524_1143682729"/>
+      <w:bookmarkStart w:id="44" w:name="__RefHeading___Toc5524_2672729175"/>
       <w:bookmarkEnd w:id="44"/>
       <w:r>
         <w:rPr/>
@@ -43510,7 +43510,7 @@
         <w:pStyle w:val="Heading2"/>
         <w:rPr/>
       </w:pPr>
-      <w:bookmarkStart w:id="45" w:name="__RefHeading___Toc5526_1143682729"/>
+      <w:bookmarkStart w:id="45" w:name="__RefHeading___Toc5526_2672729175"/>
       <w:bookmarkEnd w:id="45"/>
       <w:r>
         <w:rPr/>
@@ -44762,7 +44762,7 @@
         <w:pStyle w:val="Heading1"/>
         <w:rPr/>
       </w:pPr>
-      <w:bookmarkStart w:id="46" w:name="__RefHeading___Toc5528_1143682729"/>
+      <w:bookmarkStart w:id="46" w:name="__RefHeading___Toc5528_2672729175"/>
       <w:bookmarkEnd w:id="46"/>
       <w:r>
         <w:rPr/>
@@ -44778,7 +44778,7 @@
         <w:pStyle w:val="Heading2"/>
         <w:rPr/>
       </w:pPr>
-      <w:bookmarkStart w:id="47" w:name="__RefHeading___Toc5530_1143682729"/>
+      <w:bookmarkStart w:id="47" w:name="__RefHeading___Toc5530_2672729175"/>
       <w:bookmarkEnd w:id="47"/>
       <w:r>
         <w:rPr/>
@@ -44794,7 +44794,7 @@
         <w:pStyle w:val="Heading3"/>
         <w:rPr/>
       </w:pPr>
-      <w:bookmarkStart w:id="48" w:name="__RefHeading___Toc5532_1143682729"/>
+      <w:bookmarkStart w:id="48" w:name="__RefHeading___Toc5532_2672729175"/>
       <w:bookmarkEnd w:id="48"/>
       <w:r>
         <w:rPr/>
@@ -44938,7 +44938,7 @@
         <w:pStyle w:val="Heading3"/>
         <w:rPr/>
       </w:pPr>
-      <w:bookmarkStart w:id="49" w:name="__RefHeading___Toc5534_1143682729"/>
+      <w:bookmarkStart w:id="49" w:name="__RefHeading___Toc5534_2672729175"/>
       <w:bookmarkEnd w:id="49"/>
       <w:r>
         <w:rPr/>
@@ -46818,7 +46818,7 @@
         <w:pStyle w:val="Heading3"/>
         <w:rPr/>
       </w:pPr>
-      <w:bookmarkStart w:id="50" w:name="__RefHeading___Toc5536_1143682729"/>
+      <w:bookmarkStart w:id="50" w:name="__RefHeading___Toc5536_2672729175"/>
       <w:bookmarkEnd w:id="50"/>
       <w:r>
         <w:rPr/>
@@ -47187,7 +47187,7 @@
         <w:pStyle w:val="Heading2"/>
         <w:rPr/>
       </w:pPr>
-      <w:bookmarkStart w:id="51" w:name="__RefHeading___Toc5538_1143682729"/>
+      <w:bookmarkStart w:id="51" w:name="__RefHeading___Toc5538_2672729175"/>
       <w:bookmarkEnd w:id="51"/>
       <w:r>
         <w:rPr/>
@@ -48407,7 +48407,7 @@
         <w:pStyle w:val="Heading2"/>
         <w:rPr/>
       </w:pPr>
-      <w:bookmarkStart w:id="52" w:name="__RefHeading___Toc5540_1143682729"/>
+      <w:bookmarkStart w:id="52" w:name="__RefHeading___Toc5540_2672729175"/>
       <w:bookmarkEnd w:id="52"/>
       <w:r>
         <w:rPr/>
@@ -48444,7 +48444,7 @@
         <w:pStyle w:val="Heading2"/>
         <w:rPr/>
       </w:pPr>
-      <w:bookmarkStart w:id="53" w:name="__RefHeading___Toc5542_1143682729"/>
+      <w:bookmarkStart w:id="53" w:name="__RefHeading___Toc5542_2672729175"/>
       <w:bookmarkEnd w:id="53"/>
       <w:r>
         <w:rPr/>
@@ -48583,7 +48583,7 @@
         <w:pStyle w:val="Heading1"/>
         <w:rPr/>
       </w:pPr>
-      <w:bookmarkStart w:id="54" w:name="__RefHeading___Toc5544_1143682729"/>
+      <w:bookmarkStart w:id="54" w:name="__RefHeading___Toc5544_2672729175"/>
       <w:bookmarkEnd w:id="54"/>
       <w:r>
         <w:rPr/>
@@ -51910,7 +51910,7 @@
         <w:pStyle w:val="Heading1"/>
         <w:rPr/>
       </w:pPr>
-      <w:bookmarkStart w:id="55" w:name="__RefHeading___Toc5546_1143682729"/>
+      <w:bookmarkStart w:id="55" w:name="__RefHeading___Toc5546_2672729175"/>
       <w:bookmarkEnd w:id="55"/>
       <w:r>
         <w:rPr/>
@@ -56814,7 +56814,7 @@
         <w:pStyle w:val="Heading1"/>
         <w:rPr/>
       </w:pPr>
-      <w:bookmarkStart w:id="56" w:name="__RefHeading___Toc5548_1143682729"/>
+      <w:bookmarkStart w:id="56" w:name="__RefHeading___Toc5548_2672729175"/>
       <w:bookmarkEnd w:id="56"/>
       <w:r>
         <w:rPr/>
